--- a/klagomål/A 67005-2021 FSC-klagomål.docx
+++ b/klagomål/A 67005-2021 FSC-klagomål.docx
@@ -713,7 +713,7 @@
     <w:r>
       <w:tab/>
       <w:tab/>
-      <w:t>2026-06-18</w:t>
+      <w:t>2026-06-19</w:t>
       <w:br/>
       <w:br/>
     </w:r>

--- a/klagomål/A 67005-2021 FSC-klagomål.docx
+++ b/klagomål/A 67005-2021 FSC-klagomål.docx
@@ -713,7 +713,7 @@
     <w:r>
       <w:tab/>
       <w:tab/>
-      <w:t>2026-06-19</w:t>
+      <w:t>2026-06-20</w:t>
       <w:br/>
       <w:br/>
     </w:r>

--- a/klagomål/A 67005-2021 FSC-klagomål.docx
+++ b/klagomål/A 67005-2021 FSC-klagomål.docx
@@ -168,38 +168,7 @@
     </w:p>
     <w:p>
       <w:r>
-        <w:t>Detta dokument behandlar höga naturvärden i avverkningsanmälan A 67005-2021 i Håbo kommun som inkom 2021-11-22 och omfattar 1,3 ha.</w:t>
-      </w:r>
-    </w:p>
-    <w:p>
-      <w:r>
-        <w:t>Nedan presenteras fynd av naturvårdsarter som gjorts i det avverkningsanmälda området, samt relevanta utdrag ur standarderna för FSC, Chain of Custody, Controlled Wood och PEFC.</w:t>
-      </w:r>
-    </w:p>
-    <w:p>
-      <w:r>
-        <w:t>Vi förväntar oss att ni återkommer med ett skriftligt svar på vårt klagomål och även beskriver vilka korrigerande åtgärder ni satt in för att rätta till identifierade brister i er efterlevnad av den svenska FSC standarden.</w:t>
-      </w:r>
-    </w:p>
-    <w:p>
-      <w:pPr>
-        <w:pStyle w:val="Heading1"/>
-      </w:pPr>
-      <w:r>
-        <w:t>Naturvårdsarter</w:t>
-      </w:r>
-    </w:p>
-    <w:p>
-      <w:r>
-        <w:t>Inom 23 meter från avverkningsanmälan har följande 3 naturvårdsarter hittats: prakttagging (EN, T), gulvit blekspik (VU, T) och lönnlav (S). Av dessa är 2 rödlistade. För rödlistade arter har rödlistekategorin angivits inom parentes. Arter som är signalarter enligt Skogsstyrelsen har markerats med (S). Typiska arter inom Natura 2000 som är kopplade till skogsekosystem har markerats med (T).</w:t>
-      </w:r>
-    </w:p>
-    <w:p>
-      <w:r>
-        <w:t>De påträffade naturvårdsarterna är ett tydligt kvitto på att det rör sig om en skog med höga naturvärden.</w:t>
-      </w:r>
-      <w:r>
-        <w:t xml:space="preserve"> I Figur 1 visas fyndplatser för naturvårdsarter i området, som finns registrerade på Artportalen.</w:t>
+        <w:t>Detta klagomål behandlar höga naturvärden i avverkningsanmälan A 67005-2021 i Håbo kommun som inkom 2021-11-22 och omfattar 1,3 ha.</w:t>
       </w:r>
     </w:p>
     <w:p>
@@ -247,7 +216,55 @@
         <w:spacing w:after="240"/>
       </w:pPr>
       <w:r>
-        <w:t>Figur 1. Fyndplatser för naturvårdsarter inom 23 meter från avverkningsanmälan (röd linje). Markörer utan svart kant är placerade på fyndplatsen. Markörer med svart kant är placerade vid sidan av fyndplatsen och har ett svart streck som visar fyndplatsens exakta position. Kartans mittpunktskoordinat är N 6618908, E 641895 i SWEREF 99 TM.</w:t>
+        <w:t>Figur 1. Fyndplatser för naturvårdsarter inom 23 meter från avverkningsanmälan. Markörer utan svart kant är placerade på fyndplatsen. Markörer med svart kant är placerade vid sidan av fyndplatsen har ett svart streck som visar fyndplatsens exakta position. Kartans mittpunktskoordinat är N 6618908, E 641895 i SWEREF 99 TM.</w:t>
+      </w:r>
+    </w:p>
+    <w:p>
+      <w:r>
+        <w:t>Inom 23 meter från avverkningsanmälan finns fynd av 3 naturvårdsarter, varav 2 är rödlistade, 2 är typiska (T) och 1 är signalart (S): prakttagging (EN, T), gulvit blekspik (VU, T) och lönnlav (S). Se Figur 1.</w:t>
+      </w:r>
+    </w:p>
+    <w:p>
+      <w:r>
+        <w:t>Nedan presenteras relevanta utdrag ur standarderna för FSC, Chain of Custody, Controlled Wood och PEFC.</w:t>
+      </w:r>
+    </w:p>
+    <w:p>
+      <w:r>
+        <w:t>Vi förväntar oss att ni återkommer med ett skriftligt svar på vårt klagomål och även beskriver vilka korrigerande åtgärder ni satt in för att rätta till identifierade brister i er efterlevnad av den svenska FSC standarden.</w:t>
+      </w:r>
+    </w:p>
+    <w:p>
+      <w:pPr>
+        <w:pStyle w:val="Heading1"/>
+      </w:pPr>
+      <w:r>
+        <w:t>Naturvårdsarter och fridlysta arter</w:t>
+      </w:r>
+    </w:p>
+    <w:p>
+      <w:r>
+        <w:t>Nedan följer beskrivningar av de naturvårdsarter och fridlysta arter som har sina livsmiljöer och växtplatser i den avverkningsanmälda skogen. De påträffade naturvårdsarterna är ett tydligt kvitto på att det rör sig om en skog med höga naturvärden.</w:t>
+      </w:r>
+    </w:p>
+    <w:p>
+      <w:r>
+        <w:rPr>
+          <w:b/>
+        </w:rPr>
+        <w:t>Prakttagging (EN)</w:t>
+      </w:r>
+      <w:r>
+        <w:t xml:space="preserve">, rödlistad som starkt hotad, är en karaktärssvamp för slutna almlundar på mulljordar, där den växer på döda, kullfallna eller ännu stående almar, sällan även på ask och hassel. Den behöver kontinuerlig tillgång till döda träd i slutna bestånd och den växer inte på döda almar i parker och liknande öppna eller halvöppna miljöer. Lokaler där svampen finns måste undantas från skogsbruk. Även röjning, städning och avverkning i närheten av lokalerna utgör ett hot då det leder till att substratbrist uppstår. Arten är placerad högst upp i Skogsstyrelsens värdepyramid för bedömning av skog med höga naturvärden. Prakttagging är typisk art för </w:t>
+      </w:r>
+      <w:r>
+        <w:rPr>
+          <w:i/>
+        </w:rPr>
+        <w:t>9020 Nordlig ädellövskog</w:t>
+      </w:r>
+      <w:r>
+        <w:t xml:space="preserve"> (SLU Artdatabanken, 2024; Nitare &amp; Skogsstyrelsen, 2019).</w:t>
       </w:r>
     </w:p>
     <w:p>
@@ -283,26 +300,6 @@
           <w:i/>
         </w:rPr>
         <w:t>6530 Lövängar</w:t>
-      </w:r>
-      <w:r>
-        <w:t xml:space="preserve"> (SLU Artdatabanken, 2024; Nitare &amp; Skogsstyrelsen, 2019).</w:t>
-      </w:r>
-    </w:p>
-    <w:p>
-      <w:r>
-        <w:rPr>
-          <w:b/>
-        </w:rPr>
-        <w:t>Prakttagging (EN)</w:t>
-      </w:r>
-      <w:r>
-        <w:t xml:space="preserve">, rödlistad som starkt hotad, är en karaktärssvamp för slutna almlundar på mulljordar, där den växer på döda, kullfallna eller ännu stående almar, sällan även på ask och hassel. Den behöver kontinuerlig tillgång till döda träd i slutna bestånd och den växer inte på döda almar i parker och liknande öppna eller halvöppna miljöer. Lokaler där svampen finns måste undantas från skogsbruk. Även röjning, städning och avverkning i närheten av lokalerna utgör ett hot då det leder till att substratbrist uppstår. Arten är placerad högst upp i Skogsstyrelsens värdepyramid för bedömning av skog med höga naturvärden. Prakttagging är typisk art för </w:t>
-      </w:r>
-      <w:r>
-        <w:rPr>
-          <w:i/>
-        </w:rPr>
-        <w:t>9020 Nordlig ädellövskog</w:t>
       </w:r>
       <w:r>
         <w:t xml:space="preserve"> (SLU Artdatabanken, 2024; Nitare &amp; Skogsstyrelsen, 2019).</w:t>
@@ -713,7 +710,7 @@
     <w:r>
       <w:tab/>
       <w:tab/>
-      <w:t>2026-06-20</w:t>
+      <w:t>2026-06-21</w:t>
       <w:br/>
       <w:br/>
     </w:r>

--- a/klagomål/A 67005-2021 FSC-klagomål.docx
+++ b/klagomål/A 67005-2021 FSC-klagomål.docx
@@ -710,7 +710,7 @@
     <w:r>
       <w:tab/>
       <w:tab/>
-      <w:t>2026-06-21</w:t>
+      <w:t>2026-06-22</w:t>
       <w:br/>
       <w:br/>
     </w:r>

--- a/klagomål/A 67005-2021 FSC-klagomål.docx
+++ b/klagomål/A 67005-2021 FSC-klagomål.docx
@@ -710,7 +710,7 @@
     <w:r>
       <w:tab/>
       <w:tab/>
-      <w:t>2026-06-22</w:t>
+      <w:t>2026-06-23</w:t>
       <w:br/>
       <w:br/>
     </w:r>

--- a/klagomål/A 67005-2021 FSC-klagomål.docx
+++ b/klagomål/A 67005-2021 FSC-klagomål.docx
@@ -710,7 +710,7 @@
     <w:r>
       <w:tab/>
       <w:tab/>
-      <w:t>2026-06-23</w:t>
+      <w:t>2026-06-24</w:t>
       <w:br/>
       <w:br/>
     </w:r>

--- a/klagomål/A 67005-2021 FSC-klagomål.docx
+++ b/klagomål/A 67005-2021 FSC-klagomål.docx
@@ -710,7 +710,7 @@
     <w:r>
       <w:tab/>
       <w:tab/>
-      <w:t>2026-06-24</w:t>
+      <w:t>2026-06-25</w:t>
       <w:br/>
       <w:br/>
     </w:r>

--- a/klagomål/A 67005-2021 FSC-klagomål.docx
+++ b/klagomål/A 67005-2021 FSC-klagomål.docx
@@ -710,7 +710,7 @@
     <w:r>
       <w:tab/>
       <w:tab/>
-      <w:t>2026-06-25</w:t>
+      <w:t>2026-06-26</w:t>
       <w:br/>
       <w:br/>
     </w:r>

--- a/klagomål/A 67005-2021 FSC-klagomål.docx
+++ b/klagomål/A 67005-2021 FSC-klagomål.docx
@@ -710,7 +710,7 @@
     <w:r>
       <w:tab/>
       <w:tab/>
-      <w:t>2026-06-26</w:t>
+      <w:t>2026-06-27</w:t>
       <w:br/>
       <w:br/>
     </w:r>

--- a/klagomål/A 67005-2021 FSC-klagomål.docx
+++ b/klagomål/A 67005-2021 FSC-klagomål.docx
@@ -710,7 +710,7 @@
     <w:r>
       <w:tab/>
       <w:tab/>
-      <w:t>2026-06-27</w:t>
+      <w:t>2026-06-28</w:t>
       <w:br/>
       <w:br/>
     </w:r>

--- a/klagomål/A 67005-2021 FSC-klagomål.docx
+++ b/klagomål/A 67005-2021 FSC-klagomål.docx
@@ -710,7 +710,7 @@
     <w:r>
       <w:tab/>
       <w:tab/>
-      <w:t>2026-06-28</w:t>
+      <w:t>2026-06-29</w:t>
       <w:br/>
       <w:br/>
     </w:r>

--- a/klagomål/A 67005-2021 FSC-klagomål.docx
+++ b/klagomål/A 67005-2021 FSC-klagomål.docx
@@ -710,7 +710,7 @@
     <w:r>
       <w:tab/>
       <w:tab/>
-      <w:t>2026-06-29</w:t>
+      <w:t>2026-06-30</w:t>
       <w:br/>
       <w:br/>
     </w:r>

--- a/klagomål/A 67005-2021 FSC-klagomål.docx
+++ b/klagomål/A 67005-2021 FSC-klagomål.docx
@@ -710,7 +710,7 @@
     <w:r>
       <w:tab/>
       <w:tab/>
-      <w:t>2026-06-30</w:t>
+      <w:t>2026-07-01</w:t>
       <w:br/>
       <w:br/>
     </w:r>

--- a/klagomål/A 67005-2021 FSC-klagomål.docx
+++ b/klagomål/A 67005-2021 FSC-klagomål.docx
@@ -710,7 +710,7 @@
     <w:r>
       <w:tab/>
       <w:tab/>
-      <w:t>2026-07-01</w:t>
+      <w:t>2026-07-02</w:t>
       <w:br/>
       <w:br/>
     </w:r>

--- a/klagomål/A 67005-2021 FSC-klagomål.docx
+++ b/klagomål/A 67005-2021 FSC-klagomål.docx
@@ -710,7 +710,7 @@
     <w:r>
       <w:tab/>
       <w:tab/>
-      <w:t>2026-07-02</w:t>
+      <w:t>2026-07-03</w:t>
       <w:br/>
       <w:br/>
     </w:r>

--- a/klagomål/A 67005-2021 FSC-klagomål.docx
+++ b/klagomål/A 67005-2021 FSC-klagomål.docx
@@ -710,7 +710,7 @@
     <w:r>
       <w:tab/>
       <w:tab/>
-      <w:t>2026-07-13</w:t>
+      <w:t>2026-07-14</w:t>
       <w:br/>
       <w:br/>
     </w:r>

--- a/klagomål/A 67005-2021 FSC-klagomål.docx
+++ b/klagomål/A 67005-2021 FSC-klagomål.docx
@@ -710,7 +710,7 @@
     <w:r>
       <w:tab/>
       <w:tab/>
-      <w:t>2026-07-14</w:t>
+      <w:t>2026-07-15</w:t>
       <w:br/>
       <w:br/>
     </w:r>

--- a/klagomål/A 67005-2021 FSC-klagomål.docx
+++ b/klagomål/A 67005-2021 FSC-klagomål.docx
@@ -710,7 +710,7 @@
     <w:r>
       <w:tab/>
       <w:tab/>
-      <w:t>2026-07-15</w:t>
+      <w:t>2026-07-16</w:t>
       <w:br/>
       <w:br/>
     </w:r>

--- a/klagomål/A 67005-2021 FSC-klagomål.docx
+++ b/klagomål/A 67005-2021 FSC-klagomål.docx
@@ -710,7 +710,7 @@
     <w:r>
       <w:tab/>
       <w:tab/>
-      <w:t>2026-07-16</w:t>
+      <w:t>2026-07-17</w:t>
       <w:br/>
       <w:br/>
     </w:r>

--- a/klagomål/A 67005-2021 FSC-klagomål.docx
+++ b/klagomål/A 67005-2021 FSC-klagomål.docx
@@ -710,7 +710,7 @@
     <w:r>
       <w:tab/>
       <w:tab/>
-      <w:t>2026-07-17</w:t>
+      <w:t>2026-07-18</w:t>
       <w:br/>
       <w:br/>
     </w:r>

--- a/klagomål/A 67005-2021 FSC-klagomål.docx
+++ b/klagomål/A 67005-2021 FSC-klagomål.docx
@@ -710,7 +710,7 @@
     <w:r>
       <w:tab/>
       <w:tab/>
-      <w:t>2026-07-18</w:t>
+      <w:t>2026-07-19</w:t>
       <w:br/>
       <w:br/>
     </w:r>

--- a/klagomål/A 67005-2021 FSC-klagomål.docx
+++ b/klagomål/A 67005-2021 FSC-klagomål.docx
@@ -710,7 +710,7 @@
     <w:r>
       <w:tab/>
       <w:tab/>
-      <w:t>2026-07-19</w:t>
+      <w:t>2026-07-20</w:t>
       <w:br/>
       <w:br/>
     </w:r>

--- a/klagomål/A 67005-2021 FSC-klagomål.docx
+++ b/klagomål/A 67005-2021 FSC-klagomål.docx
@@ -710,7 +710,7 @@
     <w:r>
       <w:tab/>
       <w:tab/>
-      <w:t>2026-07-20</w:t>
+      <w:t>2026-07-21</w:t>
       <w:br/>
       <w:br/>
     </w:r>

--- a/klagomål/A 67005-2021 FSC-klagomål.docx
+++ b/klagomål/A 67005-2021 FSC-klagomål.docx
@@ -710,7 +710,7 @@
     <w:r>
       <w:tab/>
       <w:tab/>
-      <w:t>2026-07-21</w:t>
+      <w:t>2026-07-22</w:t>
       <w:br/>
       <w:br/>
     </w:r>

--- a/klagomål/A 67005-2021 FSC-klagomål.docx
+++ b/klagomål/A 67005-2021 FSC-klagomål.docx
@@ -710,7 +710,7 @@
     <w:r>
       <w:tab/>
       <w:tab/>
-      <w:t>2026-07-22</w:t>
+      <w:t>2026-07-23</w:t>
       <w:br/>
       <w:br/>
     </w:r>

--- a/klagomål/A 67005-2021 FSC-klagomål.docx
+++ b/klagomål/A 67005-2021 FSC-klagomål.docx
@@ -710,7 +710,7 @@
     <w:r>
       <w:tab/>
       <w:tab/>
-      <w:t>2026-07-23</w:t>
+      <w:t>2026-07-24</w:t>
       <w:br/>
       <w:br/>
     </w:r>

--- a/klagomål/A 67005-2021 FSC-klagomål.docx
+++ b/klagomål/A 67005-2021 FSC-klagomål.docx
@@ -710,7 +710,7 @@
     <w:r>
       <w:tab/>
       <w:tab/>
-      <w:t>2026-07-24</w:t>
+      <w:t>2026-07-25</w:t>
       <w:br/>
       <w:br/>
     </w:r>

--- a/klagomål/A 67005-2021 FSC-klagomål.docx
+++ b/klagomål/A 67005-2021 FSC-klagomål.docx
@@ -710,7 +710,7 @@
     <w:r>
       <w:tab/>
       <w:tab/>
-      <w:t>2026-07-25</w:t>
+      <w:t>2026-07-26</w:t>
       <w:br/>
       <w:br/>
     </w:r>

--- a/klagomål/A 67005-2021 FSC-klagomål.docx
+++ b/klagomål/A 67005-2021 FSC-klagomål.docx
@@ -710,7 +710,7 @@
     <w:r>
       <w:tab/>
       <w:tab/>
-      <w:t>2026-07-26</w:t>
+      <w:t>2026-07-27</w:t>
       <w:br/>
       <w:br/>
     </w:r>

--- a/klagomål/A 67005-2021 FSC-klagomål.docx
+++ b/klagomål/A 67005-2021 FSC-klagomål.docx
@@ -710,7 +710,7 @@
     <w:r>
       <w:tab/>
       <w:tab/>
-      <w:t>2026-07-27</w:t>
+      <w:t>2026-07-28</w:t>
       <w:br/>
       <w:br/>
     </w:r>

--- a/klagomål/A 67005-2021 FSC-klagomål.docx
+++ b/klagomål/A 67005-2021 FSC-klagomål.docx
@@ -710,7 +710,7 @@
     <w:r>
       <w:tab/>
       <w:tab/>
-      <w:t>2026-07-28</w:t>
+      <w:t>2026-07-29</w:t>
       <w:br/>
       <w:br/>
     </w:r>

--- a/klagomål/A 67005-2021 FSC-klagomål.docx
+++ b/klagomål/A 67005-2021 FSC-klagomål.docx
@@ -710,7 +710,7 @@
     <w:r>
       <w:tab/>
       <w:tab/>
-      <w:t>2026-07-29</w:t>
+      <w:t>2026-07-30</w:t>
       <w:br/>
       <w:br/>
     </w:r>

--- a/klagomål/A 67005-2021 FSC-klagomål.docx
+++ b/klagomål/A 67005-2021 FSC-klagomål.docx
@@ -710,7 +710,7 @@
     <w:r>
       <w:tab/>
       <w:tab/>
-      <w:t>2026-07-30</w:t>
+      <w:t>2026-07-31</w:t>
       <w:br/>
       <w:br/>
     </w:r>

--- a/klagomål/A 67005-2021 FSC-klagomål.docx
+++ b/klagomål/A 67005-2021 FSC-klagomål.docx
@@ -710,7 +710,7 @@
     <w:r>
       <w:tab/>
       <w:tab/>
-      <w:t>2026-07-31</w:t>
+      <w:t>2026-08-01</w:t>
       <w:br/>
       <w:br/>
     </w:r>

--- a/klagomål/A 67005-2021 FSC-klagomål.docx
+++ b/klagomål/A 67005-2021 FSC-klagomål.docx
@@ -710,7 +710,7 @@
     <w:r>
       <w:tab/>
       <w:tab/>
-      <w:t>2026-08-01</w:t>
+      <w:t>2026-08-02</w:t>
       <w:br/>
       <w:br/>
     </w:r>

--- a/klagomål/A 67005-2021 FSC-klagomål.docx
+++ b/klagomål/A 67005-2021 FSC-klagomål.docx
@@ -710,7 +710,7 @@
     <w:r>
       <w:tab/>
       <w:tab/>
-      <w:t>2026-08-02</w:t>
+      <w:t>2026-08-03</w:t>
       <w:br/>
       <w:br/>
     </w:r>

--- a/klagomål/A 67005-2021 FSC-klagomål.docx
+++ b/klagomål/A 67005-2021 FSC-klagomål.docx
@@ -710,7 +710,7 @@
     <w:r>
       <w:tab/>
       <w:tab/>
-      <w:t>2026-08-03</w:t>
+      <w:t>2026-08-05</w:t>
       <w:br/>
       <w:br/>
     </w:r>

--- a/klagomål/A 67005-2021 FSC-klagomål.docx
+++ b/klagomål/A 67005-2021 FSC-klagomål.docx
@@ -710,7 +710,7 @@
     <w:r>
       <w:tab/>
       <w:tab/>
-      <w:t>2026-08-05</w:t>
+      <w:t>2026-08-07</w:t>
       <w:br/>
       <w:br/>
     </w:r>

--- a/klagomål/A 67005-2021 FSC-klagomål.docx
+++ b/klagomål/A 67005-2021 FSC-klagomål.docx
@@ -710,7 +710,7 @@
     <w:r>
       <w:tab/>
       <w:tab/>
-      <w:t>2026-08-07</w:t>
+      <w:t>2026-08-08</w:t>
       <w:br/>
       <w:br/>
     </w:r>

--- a/klagomål/A 67005-2021 FSC-klagomål.docx
+++ b/klagomål/A 67005-2021 FSC-klagomål.docx
@@ -216,7 +216,7 @@
         <w:spacing w:after="240"/>
       </w:pPr>
       <w:r>
-        <w:t>Figur 1. Fyndplatser för naturvårdsarter inom 23 meter från avverkningsanmälan. Markörer utan svart kant är placerade på fyndplatsen. Markörer med svart kant är placerade vid sidan av fyndplatsen har ett svart streck som visar fyndplatsens exakta position. Kartans mittpunktskoordinat är N 6618908, E 641895 i SWEREF 99 TM.</w:t>
+        <w:t>Figur 1. Fyndplatser för naturvårdsarter inom 23 meter från avverkningsanmälan. Markörer utan svart kant är placerade på fyndplatsen. Markörer med svart kant är placerade vid sidan av fyndplatsen och har ett svart streck som visar fyndplatsens exakta position. Kartans mittpunktskoordinat är N 6618908, E 641895 i SWEREF 99 TM.</w:t>
       </w:r>
     </w:p>
     <w:p>
@@ -710,7 +710,7 @@
     <w:r>
       <w:tab/>
       <w:tab/>
-      <w:t>2026-08-14</w:t>
+      <w:t>2026-08-15</w:t>
       <w:br/>
       <w:br/>
     </w:r>

--- a/klagomål/A 67005-2021 FSC-klagomål.docx
+++ b/klagomål/A 67005-2021 FSC-klagomål.docx
@@ -710,7 +710,7 @@
     <w:r>
       <w:tab/>
       <w:tab/>
-      <w:t>2026-08-15</w:t>
+      <w:t>2026-08-16</w:t>
       <w:br/>
       <w:br/>
     </w:r>

--- a/klagomål/A 67005-2021 FSC-klagomål.docx
+++ b/klagomål/A 67005-2021 FSC-klagomål.docx
@@ -710,7 +710,7 @@
     <w:r>
       <w:tab/>
       <w:tab/>
-      <w:t>2026-08-16</w:t>
+      <w:t>2026-08-17</w:t>
       <w:br/>
       <w:br/>
     </w:r>

--- a/klagomål/A 67005-2021 FSC-klagomål.docx
+++ b/klagomål/A 67005-2021 FSC-klagomål.docx
@@ -710,7 +710,7 @@
     <w:r>
       <w:tab/>
       <w:tab/>
-      <w:t>2026-08-17</w:t>
+      <w:t>2026-08-18</w:t>
       <w:br/>
       <w:br/>
     </w:r>

--- a/klagomål/A 67005-2021 FSC-klagomål.docx
+++ b/klagomål/A 67005-2021 FSC-klagomål.docx
@@ -710,7 +710,7 @@
     <w:r>
       <w:tab/>
       <w:tab/>
-      <w:t>2026-08-18</w:t>
+      <w:t>2026-08-19</w:t>
       <w:br/>
       <w:br/>
     </w:r>

--- a/klagomål/A 67005-2021 FSC-klagomål.docx
+++ b/klagomål/A 67005-2021 FSC-klagomål.docx
@@ -710,7 +710,7 @@
     <w:r>
       <w:tab/>
       <w:tab/>
-      <w:t>2026-08-19</w:t>
+      <w:t>2026-08-20</w:t>
       <w:br/>
       <w:br/>
     </w:r>

--- a/klagomål/A 67005-2021 FSC-klagomål.docx
+++ b/klagomål/A 67005-2021 FSC-klagomål.docx
@@ -710,7 +710,7 @@
     <w:r>
       <w:tab/>
       <w:tab/>
-      <w:t>2026-08-20</w:t>
+      <w:t>2026-08-21</w:t>
       <w:br/>
       <w:br/>
     </w:r>

--- a/klagomål/A 67005-2021 FSC-klagomål.docx
+++ b/klagomål/A 67005-2021 FSC-klagomål.docx
@@ -710,7 +710,7 @@
     <w:r>
       <w:tab/>
       <w:tab/>
-      <w:t>2026-08-21</w:t>
+      <w:t>2026-08-22</w:t>
       <w:br/>
       <w:br/>
     </w:r>

--- a/klagomål/A 67005-2021 FSC-klagomål.docx
+++ b/klagomål/A 67005-2021 FSC-klagomål.docx
@@ -710,7 +710,7 @@
     <w:r>
       <w:tab/>
       <w:tab/>
-      <w:t>2026-08-22</w:t>
+      <w:t>2026-08-23</w:t>
       <w:br/>
       <w:br/>
     </w:r>

--- a/klagomål/A 67005-2021 FSC-klagomål.docx
+++ b/klagomål/A 67005-2021 FSC-klagomål.docx
@@ -710,7 +710,7 @@
     <w:r>
       <w:tab/>
       <w:tab/>
-      <w:t>2026-08-23</w:t>
+      <w:t>2026-08-24</w:t>
       <w:br/>
       <w:br/>
     </w:r>

--- a/klagomål/A 67005-2021 FSC-klagomål.docx
+++ b/klagomål/A 67005-2021 FSC-klagomål.docx
@@ -710,7 +710,7 @@
     <w:r>
       <w:tab/>
       <w:tab/>
-      <w:t>2026-08-24</w:t>
+      <w:t>2026-08-25</w:t>
       <w:br/>
       <w:br/>
     </w:r>

--- a/klagomål/A 67005-2021 FSC-klagomål.docx
+++ b/klagomål/A 67005-2021 FSC-klagomål.docx
@@ -710,7 +710,7 @@
     <w:r>
       <w:tab/>
       <w:tab/>
-      <w:t>2026-08-25</w:t>
+      <w:t>2026-08-26</w:t>
       <w:br/>
       <w:br/>
     </w:r>

--- a/klagomål/A 67005-2021 FSC-klagomål.docx
+++ b/klagomål/A 67005-2021 FSC-klagomål.docx
@@ -710,7 +710,7 @@
     <w:r>
       <w:tab/>
       <w:tab/>
-      <w:t>2026-08-26</w:t>
+      <w:t>2026-08-27</w:t>
       <w:br/>
       <w:br/>
     </w:r>

--- a/klagomål/A 67005-2021 FSC-klagomål.docx
+++ b/klagomål/A 67005-2021 FSC-klagomål.docx
@@ -710,7 +710,7 @@
     <w:r>
       <w:tab/>
       <w:tab/>
-      <w:t>2026-08-27</w:t>
+      <w:t>2026-08-28</w:t>
       <w:br/>
       <w:br/>
     </w:r>

--- a/klagomål/A 67005-2021 FSC-klagomål.docx
+++ b/klagomål/A 67005-2021 FSC-klagomål.docx
@@ -710,7 +710,7 @@
     <w:r>
       <w:tab/>
       <w:tab/>
-      <w:t>2026-08-28</w:t>
+      <w:t>2026-08-29</w:t>
       <w:br/>
       <w:br/>
     </w:r>

--- a/klagomål/A 67005-2021 FSC-klagomål.docx
+++ b/klagomål/A 67005-2021 FSC-klagomål.docx
@@ -710,7 +710,7 @@
     <w:r>
       <w:tab/>
       <w:tab/>
-      <w:t>2026-08-29</w:t>
+      <w:t>2026-08-31</w:t>
       <w:br/>
       <w:br/>
     </w:r>

--- a/klagomål/A 67005-2021 FSC-klagomål.docx
+++ b/klagomål/A 67005-2021 FSC-klagomål.docx
@@ -710,7 +710,7 @@
     <w:r>
       <w:tab/>
       <w:tab/>
-      <w:t>2026-08-31</w:t>
+      <w:t>2026-09-01</w:t>
       <w:br/>
       <w:br/>
     </w:r>

--- a/klagomål/A 67005-2021 FSC-klagomål.docx
+++ b/klagomål/A 67005-2021 FSC-klagomål.docx
@@ -710,7 +710,7 @@
     <w:r>
       <w:tab/>
       <w:tab/>
-      <w:t>2026-09-01</w:t>
+      <w:t>2026-09-02</w:t>
       <w:br/>
       <w:br/>
     </w:r>

--- a/klagomål/A 67005-2021 FSC-klagomål.docx
+++ b/klagomål/A 67005-2021 FSC-klagomål.docx
@@ -710,7 +710,7 @@
     <w:r>
       <w:tab/>
       <w:tab/>
-      <w:t>2026-09-02</w:t>
+      <w:t>2026-09-03</w:t>
       <w:br/>
       <w:br/>
     </w:r>

--- a/klagomål/A 67005-2021 FSC-klagomål.docx
+++ b/klagomål/A 67005-2021 FSC-klagomål.docx
@@ -710,7 +710,7 @@
     <w:r>
       <w:tab/>
       <w:tab/>
-      <w:t>2026-09-03</w:t>
+      <w:t>2026-09-04</w:t>
       <w:br/>
       <w:br/>
     </w:r>

--- a/klagomål/A 67005-2021 FSC-klagomål.docx
+++ b/klagomål/A 67005-2021 FSC-klagomål.docx
@@ -710,7 +710,7 @@
     <w:r>
       <w:tab/>
       <w:tab/>
-      <w:t>2026-09-04</w:t>
+      <w:t>2026-09-05</w:t>
       <w:br/>
       <w:br/>
     </w:r>

--- a/klagomål/A 67005-2021 FSC-klagomål.docx
+++ b/klagomål/A 67005-2021 FSC-klagomål.docx
@@ -710,7 +710,7 @@
     <w:r>
       <w:tab/>
       <w:tab/>
-      <w:t>2026-09-05</w:t>
+      <w:t>2026-09-06</w:t>
       <w:br/>
       <w:br/>
     </w:r>

--- a/klagomål/A 67005-2021 FSC-klagomål.docx
+++ b/klagomål/A 67005-2021 FSC-klagomål.docx
@@ -710,7 +710,7 @@
     <w:r>
       <w:tab/>
       <w:tab/>
-      <w:t>2026-09-06</w:t>
+      <w:t>2026-09-07</w:t>
       <w:br/>
       <w:br/>
     </w:r>

--- a/klagomål/A 67005-2021 FSC-klagomål.docx
+++ b/klagomål/A 67005-2021 FSC-klagomål.docx
@@ -710,7 +710,7 @@
     <w:r>
       <w:tab/>
       <w:tab/>
-      <w:t>2026-09-07</w:t>
+      <w:t>2026-09-08</w:t>
       <w:br/>
       <w:br/>
     </w:r>

--- a/klagomål/A 67005-2021 FSC-klagomål.docx
+++ b/klagomål/A 67005-2021 FSC-klagomål.docx
@@ -710,7 +710,7 @@
     <w:r>
       <w:tab/>
       <w:tab/>
-      <w:t>2026-09-08</w:t>
+      <w:t>2026-09-09</w:t>
       <w:br/>
       <w:br/>
     </w:r>

--- a/klagomål/A 67005-2021 FSC-klagomål.docx
+++ b/klagomål/A 67005-2021 FSC-klagomål.docx
@@ -710,7 +710,7 @@
     <w:r>
       <w:tab/>
       <w:tab/>
-      <w:t>2026-09-09</w:t>
+      <w:t>2026-09-10</w:t>
       <w:br/>
       <w:br/>
     </w:r>

--- a/klagomål/A 67005-2021 FSC-klagomål.docx
+++ b/klagomål/A 67005-2021 FSC-klagomål.docx
@@ -710,7 +710,7 @@
     <w:r>
       <w:tab/>
       <w:tab/>
-      <w:t>2026-09-10</w:t>
+      <w:t>2026-09-11</w:t>
       <w:br/>
       <w:br/>
     </w:r>

--- a/klagomål/A 67005-2021 FSC-klagomål.docx
+++ b/klagomål/A 67005-2021 FSC-klagomål.docx
@@ -710,7 +710,7 @@
     <w:r>
       <w:tab/>
       <w:tab/>
-      <w:t>2026-09-11</w:t>
+      <w:t>2026-09-12</w:t>
       <w:br/>
       <w:br/>
     </w:r>
